--- a/ATB Archive/2026/ATB-2026-28/ATB-2026-28_2026-09-20_CONFIRMED_BREACH_HITS_TEXAS_ENERGY_NOT_JUST_A.docx
+++ b/ATB Archive/2026/ATB-2026-28/ATB-2026-28_2026-09-20_CONFIRMED_BREACH_HITS_TEXAS_ENERGY_NOT_JUST_A.docx
@@ -2429,6 +2429,65 @@
           <w:color w:val="142233"/>
           <w:sz w:val="21"/>
         </w:rPr>
+        <w:t>From Warning to Decision</w:t>
+      </w:r>
+    </w:p>
+    <w:p>
+      <w:pPr>
+        <w:spacing w:before="200" w:after="120"/>
+      </w:pPr>
+      <w:r>
+        <w:rPr>
+          <w:rFonts w:ascii="Calibri" w:hAnsi="Calibri"/>
+          <w:b/>
+          <w:color w:val="142233"/>
+          <w:sz w:val="23"/>
+        </w:rPr>
+        <w:t>Test what this means for your organization.</w:t>
+      </w:r>
+    </w:p>
+    <w:p>
+      <w:pPr>
+        <w:spacing w:after="160"/>
+      </w:pPr>
+      <w:r>
+        <w:rPr>
+          <w:rFonts w:ascii="Georgia" w:hAnsi="Georgia"/>
+          <w:b w:val="0"/>
+          <w:i w:val="0"/>
+          <w:color w:val="142233"/>
+          <w:sz w:val="21"/>
+        </w:rPr>
+        <w:t>Reading the warning is one thing. Knowing whether your leadership would recognize it, decide in time, and document the call is another. Liberty CTI starts by establishing your decision environment, then tests it under pressure.</w:t>
+      </w:r>
+    </w:p>
+    <w:p>
+      <w:pPr>
+        <w:spacing w:after="160"/>
+      </w:pPr>
+      <w:r>
+        <w:rPr>
+          <w:rFonts w:ascii="Georgia" w:hAnsi="Georgia"/>
+          <w:b w:val="0"/>
+          <w:i w:val="0"/>
+          <w:color w:val="142233"/>
+          <w:sz w:val="21"/>
+        </w:rPr>
+        <w:t>EXECUTIVE INTELLIGENCE BASELINE + EXECUTIVE DECISION EXERCISE →</w:t>
+      </w:r>
+    </w:p>
+    <w:p>
+      <w:pPr>
+        <w:spacing w:after="160"/>
+      </w:pPr>
+      <w:r>
+        <w:rPr>
+          <w:rFonts w:ascii="Georgia" w:hAnsi="Georgia"/>
+          <w:b w:val="0"/>
+          <w:i w:val="0"/>
+          <w:color w:val="142233"/>
+          <w:sz w:val="21"/>
+        </w:rPr>
         <w:t>Section VII</w:t>
       </w:r>
     </w:p>
@@ -3323,6 +3382,36 @@
     </w:p>
     <w:p>
       <w:pPr>
+        <w:spacing w:after="160"/>
+      </w:pPr>
+      <w:r>
+        <w:rPr>
+          <w:rFonts w:ascii="Georgia" w:hAnsi="Georgia"/>
+          <w:b w:val="0"/>
+          <w:i w:val="0"/>
+          <w:color w:val="142233"/>
+          <w:sz w:val="21"/>
+        </w:rPr>
+        <w:t>Test what this means for your organization.</w:t>
+      </w:r>
+    </w:p>
+    <w:p>
+      <w:pPr>
+        <w:spacing w:after="160"/>
+      </w:pPr>
+      <w:r>
+        <w:rPr>
+          <w:rFonts w:ascii="Georgia" w:hAnsi="Georgia"/>
+          <w:b w:val="0"/>
+          <w:i w:val="0"/>
+          <w:color w:val="142233"/>
+          <w:sz w:val="21"/>
+        </w:rPr>
+        <w:t>EXECUTIVE INTELLIGENCE BASELINE + EXECUTIVE DECISION EXERCISE →</w:t>
+      </w:r>
+    </w:p>
+    <w:p>
+      <w:pPr>
         <w:spacing w:before="360"/>
         <w:jc w:val="center"/>
       </w:pPr>
